--- a/docs/historia/personagens/gabriel.docx
+++ b/docs/historia/personagens/gabriel.docx
@@ -1411,7 +1411,7 @@
                 <w:sz w:val="19"/>
                 <w:szCs w:val="19"/>
               </w:rPr>
-              <w:t xml:space="preserve">de quem só sobrevive a quem une o grupo. Descobrir que é Magalhães, ligado àquele chão há séculos, faz ele sentir que tem um lugar na história.</w:t>
+              <w:t xml:space="preserve">de quem só sobrevive a quem une o grupo. Descobrir, pelo anel desenhado numa carta do Baltazar, que é Magalhães, ligado àquele chão há séculos, faz ele sentir que tem um lugar na história. E deixa uma dúvida que o jogo não responde: se o Baltazar não voltou, como ele existe?</w:t>
             </w:r>
           </w:p>
         </w:tc>
@@ -1587,7 +1587,7 @@
                 <w:sz w:val="19"/>
                 <w:szCs w:val="19"/>
               </w:rPr>
-              <w:t xml:space="preserve">Família descoberta. Gabriel conta ao Baltazar que é descendente dele e, no fim, precisa convencê-lo a voltar para 1750</w:t>
+              <w:t xml:space="preserve">O antepassado que ele persegue sem saber, fase por fase, pelos rastros. Nunca o encontra. Descobre o parentesco pelo anel desenhado numa carta</w:t>
             </w:r>
           </w:p>
         </w:tc>
@@ -3515,7 +3515,7 @@
                 <w:sz w:val="19"/>
                 <w:szCs w:val="19"/>
               </w:rPr>
-              <w:t xml:space="preserve">anel desgastado que está no inventário desde o começo, sem função aparente. No meio do jogo, o jogador o compara com o anel do Baltazar e descobre o parentesco (Enredo Principal, seção 5). Ainda não implementado.</w:t>
+              <w:t xml:space="preserve">anel desgastado que está no inventário desde o começo, sem função aparente. No meio do jogo, o jogador o compara com o anel que o Baltazar desenhou numa carta e descobre o parentesco (Enredo Principal, seção 5). Ainda não implementado.</w:t>
             </w:r>
           </w:p>
         </w:tc>
